--- a/docs/BizFlow_Rewards_Network_Add_On_Service_Introduction.docx
+++ b/docs/BizFlow_Rewards_Network_Add_On_Service_Introduction.docx
@@ -41,7 +41,7 @@
           <w:color w:val="475569"/>
           <w:sz w:val="22"/>
         </w:rPr>
-        <w:t>A Free QR-Based Loyalty, Reward Credit, Voucher Wallet, and Monthly GCash Settlement System for Partner Stores</w:t>
+        <w:t>A Free QR-Based Loyalty Points, Voucher Wallet, and Monthly GCash Settlement System for Partner Stores</w:t>
       </w:r>
     </w:p>
     <w:tbl>
@@ -348,7 +348,7 @@
                 <w:b w:val="0"/>
                 <w:sz w:val="17"/>
               </w:rPr>
-              <w:t>Reward Rate</w:t>
+              <w:t>Earn Rate</w:t>
             </w:r>
           </w:p>
         </w:tc>
@@ -428,7 +428,7 @@
                 <w:b w:val="0"/>
                 <w:sz w:val="17"/>
               </w:rPr>
-              <w:t>Personal QR code and reward wallet</w:t>
+              <w:t>Personal QR code and Loyalty Points wallet</w:t>
             </w:r>
           </w:p>
         </w:tc>
@@ -527,7 +527,7 @@
           <w:rFonts w:ascii="Arial" w:hAnsi="Arial" w:eastAsia="Arial"/>
           <w:sz w:val="20"/>
         </w:rPr>
-        <w:t>The service allows participating stores to offer a customer reward program without paying a system usage fee. Customers earn reward credits from purchases, convert those credits into vouchers, and use the vouchers like cash at any participating store within the network.</w:t>
+        <w:t>The service allows participating stores to offer a customer reward program without paying a system usage fee. Customers earn Loyalty Points from purchases, convert those points into vouchers, and use the vouchers like cash at any participating store within the network.</w:t>
       </w:r>
     </w:p>
     <w:tbl>
@@ -574,7 +574,7 @@
                 <w:rFonts w:ascii="Arial" w:hAnsi="Arial" w:eastAsia="Arial"/>
                 <w:sz w:val="19"/>
               </w:rPr>
-              <w:t>A free merchant loyalty system that helps customers earn 5% reward credits from purchases and use converted vouchers across all participating BizFlow partner stores.</w:t>
+              <w:t>A free merchant loyalty system that helps customers earn 5% of their purchases as Loyalty Points and use converted vouchers across all participating BizFlow partner stores.</w:t>
             </w:r>
           </w:p>
         </w:tc>
@@ -609,7 +609,7 @@
           <w:rFonts w:ascii="Arial" w:hAnsi="Arial" w:eastAsia="Arial"/>
           <w:sz w:val="20"/>
         </w:rPr>
-        <w:t>The system automatically adds 5% of the payment amount as reward credit to the customer account. Customers can later convert accumulated reward credits into vouchers and use those vouchers across the BizFlow partner network.</w:t>
+        <w:t>The system automatically adds 5% of the payment amount as Loyalty Points to the customer account. Customers can later convert accumulated Loyalty Points into vouchers and use those vouchers across the BizFlow partner network.</w:t>
       </w:r>
     </w:p>
     <w:tbl>
@@ -677,7 +677,7 @@
                 <w:color w:val="FFFFFF"/>
                 <w:sz w:val="17"/>
               </w:rPr>
-              <w:t>Reward Rate</w:t>
+              <w:t>Earn Rate</w:t>
             </w:r>
           </w:p>
         </w:tc>
@@ -705,7 +705,7 @@
                 <w:color w:val="FFFFFF"/>
                 <w:sz w:val="17"/>
               </w:rPr>
-              <w:t>Reward Credit Added</w:t>
+              <w:t>Loyalty Points Earned</w:t>
             </w:r>
           </w:p>
         </w:tc>
@@ -778,14 +778,15 @@
             <w:pPr>
               <w:spacing w:after="0"/>
             </w:pPr>
-            <w:r/>
+            <w:r>
+              <w:t>50 LP</w:t>
+            </w:r>
             <w:r>
               <w:rPr>
                 <w:rFonts w:ascii="Arial" w:hAnsi="Arial" w:eastAsia="Arial"/>
                 <w:b w:val="0"/>
                 <w:sz w:val="17"/>
               </w:rPr>
-              <w:t>PHP 50</w:t>
             </w:r>
           </w:p>
         </w:tc>
@@ -858,14 +859,15 @@
             <w:pPr>
               <w:spacing w:after="0"/>
             </w:pPr>
-            <w:r/>
+            <w:r>
+              <w:t>125 LP</w:t>
+            </w:r>
             <w:r>
               <w:rPr>
                 <w:rFonts w:ascii="Arial" w:hAnsi="Arial" w:eastAsia="Arial"/>
                 <w:b w:val="0"/>
                 <w:sz w:val="17"/>
               </w:rPr>
-              <w:t>PHP 125</w:t>
             </w:r>
           </w:p>
         </w:tc>
@@ -938,14 +940,15 @@
             <w:pPr>
               <w:spacing w:after="0"/>
             </w:pPr>
-            <w:r/>
+            <w:r>
+              <w:t>250 LP</w:t>
+            </w:r>
             <w:r>
               <w:rPr>
                 <w:rFonts w:ascii="Arial" w:hAnsi="Arial" w:eastAsia="Arial"/>
                 <w:b w:val="0"/>
                 <w:sz w:val="17"/>
               </w:rPr>
-              <w:t>PHP 250</w:t>
             </w:r>
           </w:p>
         </w:tc>
@@ -973,7 +976,7 @@
           <w:rFonts w:ascii="Arial" w:hAnsi="Arial" w:eastAsia="Arial"/>
           <w:sz w:val="19"/>
         </w:rPr>
-        <w:t>Customer registers and receives a personal QR code linked to a reward wallet.</w:t>
+        <w:t>Customer registers and receives a personal QR code linked to a Loyalty Points wallet.</w:t>
       </w:r>
     </w:p>
     <w:p>
@@ -1021,7 +1024,7 @@
           <w:rFonts w:ascii="Arial" w:hAnsi="Arial" w:eastAsia="Arial"/>
           <w:sz w:val="19"/>
         </w:rPr>
-        <w:t>The system automatically calculates 5% reward credit and adds it to the customer wallet.</w:t>
+        <w:t>The system automatically calculates 5% Loyalty Points and adds it to the customer wallet.</w:t>
       </w:r>
     </w:p>
     <w:p>
@@ -1033,7 +1036,7 @@
           <w:rFonts w:ascii="Arial" w:hAnsi="Arial" w:eastAsia="Arial"/>
           <w:sz w:val="19"/>
         </w:rPr>
-        <w:t>Customer converts accumulated reward credits into a voucher at any time.</w:t>
+        <w:t>Customer converts accumulated Loyalty Points into a voucher at any time.</w:t>
       </w:r>
     </w:p>
     <w:p>
@@ -1484,7 +1487,7 @@
           <w:rFonts w:ascii="Arial" w:hAnsi="Arial" w:eastAsia="Arial"/>
           <w:sz w:val="19"/>
         </w:rPr>
-        <w:t>Earn 5% reward credit from purchases at participating stores.</w:t>
+        <w:t>Earn 5% of your purchases as Loyalty Points at participating stores.</w:t>
       </w:r>
     </w:p>
     <w:p>
@@ -1496,7 +1499,7 @@
           <w:rFonts w:ascii="Arial" w:hAnsi="Arial" w:eastAsia="Arial"/>
           <w:sz w:val="19"/>
         </w:rPr>
-        <w:t>Use reward credits flexibly by converting them into vouchers.</w:t>
+        <w:t>Convert Loyalty Points into vouchers whenever you like.</w:t>
       </w:r>
     </w:p>
     <w:p>
@@ -1552,7 +1555,7 @@
           <w:rFonts w:ascii="Arial" w:hAnsi="Arial" w:eastAsia="Arial"/>
           <w:sz w:val="20"/>
         </w:rPr>
-        <w:t>Example: Maria visits a partner restaurant and spends PHP 1,200. The staff scans Maria QR code and enters PHP 1,200. The system adds PHP 60 reward credit to Maria account. After several purchases, Maria accumulates PHP 300 in reward credit, converts it into a PHP 300 voucher, and uses it at a participating cafe. At month-end, BizFlow settles the voucher amount with the cafe via GCash.</w:t>
+        <w:t>Example: Maria visits a partner restaurant and spends PHP 1,200. The staff scans Maria QR code and enters PHP 1,200. The system adds PHP 60 Loyalty Points to Maria account. After several purchases, Maria accumulates PHP 300 in Loyalty Points, converts it into a PHP 300 voucher, and uses it at a participating cafe. At month-end, BizFlow settles the voucher amount with the cafe via GCash.</w:t>
       </w:r>
     </w:p>
     <w:tbl>
@@ -1728,7 +1731,7 @@
                 <w:b w:val="0"/>
                 <w:sz w:val="17"/>
               </w:rPr>
-              <w:t>Purchase amount is ready for reward entry.</w:t>
+              <w:t>Purchase amount is ready for Loyalty Points entry.</w:t>
             </w:r>
           </w:p>
         </w:tc>
@@ -1888,7 +1891,7 @@
                 <w:b w:val="0"/>
                 <w:sz w:val="17"/>
               </w:rPr>
-              <w:t>System calculates PHP 60 reward credit.</w:t>
+              <w:t>System calculates PHP 60 Loyalty Points.</w:t>
             </w:r>
           </w:p>
         </w:tc>
@@ -1942,7 +1945,7 @@
                 <w:b w:val="0"/>
                 <w:sz w:val="17"/>
               </w:rPr>
-              <w:t>Customer accumulates PHP 300 reward credit.</w:t>
+              <w:t>Customer accumulates PHP 300 Loyalty Points.</w:t>
             </w:r>
           </w:p>
         </w:tc>
@@ -3148,7 +3151,7 @@
                 <w:b w:val="0"/>
                 <w:sz w:val="17"/>
               </w:rPr>
-              <w:t>Each customer receives a unique QR code linked to their reward wallet.</w:t>
+              <w:t>Each customer receives a unique QR code linked to their Loyalty Points wallet.</w:t>
             </w:r>
           </w:p>
         </w:tc>
@@ -3230,7 +3233,7 @@
                 <w:b w:val="0"/>
                 <w:sz w:val="17"/>
               </w:rPr>
-              <w:t>5% Auto Reward Credit</w:t>
+              <w:t>5% Auto Loyalty Points</w:t>
             </w:r>
           </w:p>
         </w:tc>
@@ -3284,7 +3287,7 @@
                 <w:b w:val="0"/>
                 <w:sz w:val="17"/>
               </w:rPr>
-              <w:t>Reward Wallet</w:t>
+              <w:t>Loyalty Points Wallet</w:t>
             </w:r>
           </w:p>
         </w:tc>
@@ -3310,7 +3313,7 @@
                 <w:b w:val="0"/>
                 <w:sz w:val="17"/>
               </w:rPr>
-              <w:t>Customers can check accumulated reward balance.</w:t>
+              <w:t>Customers can check accumulated Loyalty Points balance.</w:t>
             </w:r>
           </w:p>
         </w:tc>
@@ -3364,7 +3367,7 @@
                 <w:b w:val="0"/>
                 <w:sz w:val="17"/>
               </w:rPr>
-              <w:t>Customers can convert reward credits into usable vouchers.</w:t>
+              <w:t>Customers can convert Loyalty Points into usable vouchers.</w:t>
             </w:r>
           </w:p>
         </w:tc>
@@ -3472,7 +3475,7 @@
                 <w:b w:val="0"/>
                 <w:sz w:val="17"/>
               </w:rPr>
-              <w:t>Stores can view reward issuance, voucher usage, customer visits, and settlement data.</w:t>
+              <w:t>Stores can view Loyalty Points issuance, voucher usage, customer visits, and settlement data.</w:t>
             </w:r>
           </w:p>
         </w:tc>
@@ -3662,7 +3665,7 @@
           <w:rFonts w:ascii="Arial" w:hAnsi="Arial" w:eastAsia="Arial"/>
           <w:sz w:val="19"/>
         </w:rPr>
-        <w:t>Reward credit is calculated based on the actual paid amount entered by store staff.</w:t>
+        <w:t>Loyalty Points are calculated based on the actual paid amount entered by store staff.</w:t>
       </w:r>
     </w:p>
     <w:p>
@@ -3674,7 +3677,7 @@
           <w:rFonts w:ascii="Arial" w:hAnsi="Arial" w:eastAsia="Arial"/>
           <w:sz w:val="19"/>
         </w:rPr>
-        <w:t>Reward credit is not cash and cannot be withdrawn by customers.</w:t>
+        <w:t>Loyalty Points are not cash and cannot be withdrawn by customers.</w:t>
       </w:r>
     </w:p>
     <w:p>
@@ -3686,7 +3689,7 @@
           <w:rFonts w:ascii="Arial" w:hAnsi="Arial" w:eastAsia="Arial"/>
           <w:sz w:val="19"/>
         </w:rPr>
-        <w:t>Reward credit can only be converted into vouchers for use within the BizFlow partner network.</w:t>
+        <w:t>Loyalty Points can only be converted into vouchers for use within the BizFlow partner network.</w:t>
       </w:r>
     </w:p>
     <w:p>
@@ -3698,7 +3701,7 @@
           <w:rFonts w:ascii="Arial" w:hAnsi="Arial" w:eastAsia="Arial"/>
           <w:sz w:val="19"/>
         </w:rPr>
-        <w:t>Stores must confirm the correct payment amount before submitting reward credit.</w:t>
+        <w:t>Stores must confirm the correct payment amount before submitting Loyalty Points.</w:t>
       </w:r>
     </w:p>
     <w:p>
@@ -4267,7 +4270,7 @@
                 <w:rFonts w:ascii="Arial" w:hAnsi="Arial" w:eastAsia="Arial"/>
                 <w:sz w:val="19"/>
               </w:rPr>
-              <w:t>Launch your own rewards program for free. Customers earn 5% reward credit from purchases, convert credits into vouchers, and use them across participating BizFlow partner stores. You get more repeat visits, more customer data, and monthly GCash settlement for voucher payments accepted at your store.</w:t>
+              <w:t>Launch your own rewards program for free. Customers earn 5% of their purchases as Loyalty Points, convert points into vouchers, and use them across participating BizFlow partner stores. You get more repeat visits, more customer data, and monthly GCash settlement for voucher payments accepted at your store.</w:t>
             </w:r>
           </w:p>
         </w:tc>
@@ -4643,7 +4646,7 @@
           <w:rFonts w:ascii="Arial" w:hAnsi="Arial" w:eastAsia="Arial"/>
           <w:sz w:val="20"/>
         </w:rPr>
-        <w:t>BizFlow Rewards Network helps local businesses offer a modern loyalty program without system fees, complex setup, or expensive POS integration. By combining QR-based reward collection, 5% purchase-based credits, voucher conversion, cross-store usage, and monthly GCash settlement, the service creates a practical shared customer retention network for restaurants, cafes, stores, clinics, and local brands.</w:t>
+        <w:t>BizFlow Rewards Network helps local businesses offer a modern loyalty program without system fees, complex setup, or expensive POS integration. By combining QR-based Loyalty Points collection, 5% purchase-based Loyalty Points, voucher conversion, cross-store usage, and monthly GCash settlement, the service creates a practical shared customer retention network for restaurants, cafes, stores, clinics, and local brands.</w:t>
       </w:r>
     </w:p>
     <w:sectPr>
